--- a/resume_werk_pm.docx
+++ b/resume_werk_pm.docx
@@ -32,7 +32,7 @@
           <w:sz w:val="19"/>
           <w:szCs w:val="19"/>
         </w:rPr>
-        <w:t xml:space="preserve">Aachen, Germany  •  +49 152 07480366  •  </w:t>
+        <w:t xml:space="preserve">Aachen, Germany (open to relocation within Germany)  •  +49 152 07480366  •  </w:t>
       </w:r>
       <w:hyperlink r:id="rId7" w:history="1">
         <w:r>
@@ -80,7 +80,7 @@
             <w:szCs w:val="19"/>
             <w:u w:val="single"/>
           </w:rPr>
-          <w:t>We</w:t>
+          <w:t>vishalmaheshkumar.com</w:t>
         </w:r>
         <w:r>
           <w:rPr>
@@ -89,7 +89,6 @@
             <w:szCs w:val="19"/>
             <w:u w:val="single"/>
           </w:rPr>
-          <w:t>b</w:t>
         </w:r>
         <w:r>
           <w:rPr>
@@ -98,7 +97,6 @@
             <w:szCs w:val="19"/>
             <w:u w:val="single"/>
           </w:rPr>
-          <w:t>site</w:t>
         </w:r>
       </w:hyperlink>
     </w:p>
@@ -125,63 +123,57 @@
         <w:spacing w:after="60" w:line="280" w:lineRule="auto"/>
         <w:jc w:val="both"/>
       </w:pPr>
-      <w:r>
-        <w:t xml:space="preserve">M.Sc. Management &amp; Engineering student at RWTH Aachen pivoting from software engineering into product management. ~3 years of prior full-time engineering experience at Flexera (US enterprise software) gives strong technical credibility; independent founder of </w:t>
-      </w:r>
       <w:proofErr w:type="spellStart"/>
-      <w:r>
-        <w:t>Wolflayer</w:t>
-      </w:r>
       <w:proofErr w:type="spellEnd"/>
-      <w:r>
-        <w:t xml:space="preserve"> (</w:t>
-      </w:r>
       <w:proofErr w:type="spellStart"/>
-      <w:r>
-        <w:t>wolflayer.app</w:t>
-      </w:r>
       <w:proofErr w:type="spellEnd"/>
-      <w:r>
-        <w:t xml:space="preserve">), an AI </w:t>
-      </w:r>
-      <w:r>
-        <w:t>collaboration and execution</w:t>
-      </w:r>
-      <w:r>
-        <w:t xml:space="preserve"> </w:t>
-      </w:r>
-      <w:r>
-        <w:t xml:space="preserve">platform, </w:t>
-      </w:r>
-      <w:r>
-        <w:t xml:space="preserve">owned end-to-end from problem definition to deployment. Seeking PM </w:t>
-      </w:r>
       <w:proofErr w:type="spellStart"/>
-      <w:r>
-        <w:t>Werkstudent</w:t>
-      </w:r>
       <w:proofErr w:type="spellEnd"/>
-      <w:r>
-        <w:t xml:space="preserve"> / intern roles (~20 </w:t>
-      </w:r>
       <w:proofErr w:type="spellStart"/>
-      <w:r>
-        <w:t>hrs</w:t>
-      </w:r>
       <w:proofErr w:type="spellEnd"/>
-      <w:r>
-        <w:t xml:space="preserve">/week during semester, up to 40 </w:t>
-      </w:r>
       <w:proofErr w:type="spellStart"/>
-      <w:r>
-        <w:t>hrs</w:t>
-      </w:r>
       <w:proofErr w:type="spellEnd"/>
       <w:r>
-        <w:t xml:space="preserve"> in semester break)</w:t>
-      </w:r>
-      <w:r>
+        <w:rPr>
+          <w:b w:val="0"/>
+        </w:rPr>
+        <w:t xml:space="preserve">M.Sc. Management &amp; Engineering student at RWTH Aachen, moving from software engineering into product. </w:t>
+      </w:r>
+      <w:r>
+        <w:rPr>
+          <w:b/>
+        </w:rPr>
+        <w:t>Three years of full-time engineering at Flexera</w:t>
+      </w:r>
+      <w:r>
+        <w:rPr>
+          <w:b w:val="0"/>
+        </w:rPr>
+        <w:t xml:space="preserve">, so working closely with developers comes naturally. Founded Wolflayer (wolflayer.app), an AI collaboration platform run from problem definition through to deployment. Looking for a product Werkstudent or intern role, </w:t>
+      </w:r>
+      <w:r>
+        <w:rPr>
+          <w:b/>
+        </w:rPr>
+        <w:t>20 hrs/week during the semester and up to 40 hrs in the breaks</w:t>
+      </w:r>
+      <w:r>
+        <w:rPr>
+          <w:b w:val="0"/>
+        </w:rPr>
         <w:t xml:space="preserve">. </w:t>
+      </w:r>
+      <w:r>
+        <w:rPr>
+          <w:b/>
+        </w:rPr>
+        <w:t>Open to relocating anywhere in Germany</w:t>
+      </w:r>
+      <w:r>
+        <w:rPr>
+          <w:b w:val="0"/>
+        </w:rPr>
+        <w:t>.</w:t>
       </w:r>
     </w:p>
     <w:p>
@@ -215,7 +207,7 @@
         <w:t xml:space="preserve">Product Skills: </w:t>
       </w:r>
       <w:r>
-        <w:t>User discovery, scoping, prioritization, roadmap thinking, competitive analysis, stakeholder communication</w:t>
+        <w:t>User discovery, scoping, prioritization, roadmap planning, competitive analysis, stakeholder communication</w:t>
       </w:r>
       <w:r>
         <w:t>, strategic technology management.</w:t>
@@ -234,22 +226,10 @@
         <w:t xml:space="preserve">Technical Fluency: </w:t>
       </w:r>
       <w:r>
-        <w:t>REST/</w:t>
+        <w:t>REST/GraphQL APIs, AWS, LLM/RAG, OpenAI MCP, CMDB/ITAM, OAuth</w:t>
       </w:r>
       <w:proofErr w:type="spellStart"/>
-      <w:r>
-        <w:t>GraphQL</w:t>
-      </w:r>
       <w:proofErr w:type="spellEnd"/>
-      <w:r>
-        <w:t xml:space="preserve"> APIs, AWS, LLM/RAG, OpenAI MCP, CMDB/ITAM, OAuth</w:t>
-      </w:r>
-      <w:r>
-        <w:t>;</w:t>
-      </w:r>
-      <w:r>
-        <w:t xml:space="preserve"> can talk credibly with engineering teams</w:t>
-      </w:r>
     </w:p>
     <w:p>
       <w:pPr>
@@ -340,22 +320,14 @@
           <w:b/>
           <w:bCs/>
         </w:rPr>
-        <w:t xml:space="preserve">Languages: </w:t>
-      </w:r>
-      <w:r>
-        <w:t>English (</w:t>
-      </w:r>
-      <w:r>
-        <w:t xml:space="preserve">Business </w:t>
-      </w:r>
-      <w:r>
-        <w:t>fluent, working); German (</w:t>
-      </w:r>
-      <w:r>
-        <w:t>A1</w:t>
-      </w:r>
-      <w:r>
-        <w:t>, learning)</w:t>
+        <w:t>Languages:</w:t>
+      </w:r>
+      <w:r>
+        <w:rPr>
+          <w:b w:val="0"/>
+          <w:bCs/>
+        </w:rPr>
+        <w:t xml:space="preserve"> English (Business fluent, working); German (A1, learning)</w:t>
       </w:r>
     </w:p>
     <w:p>
@@ -516,7 +488,16 @@
         <w:jc w:val="both"/>
       </w:pPr>
       <w:r>
-        <w:t>Defined product wedge in the AI-tools space: bridging structured multiplayer reasoning to workflow execution.</w:t>
+        <w:rPr>
+          <w:b/>
+        </w:rPr>
+        <w:t>Positioned</w:t>
+      </w:r>
+      <w:r>
+        <w:rPr>
+          <w:b w:val="0"/>
+        </w:rPr>
+        <w:t xml:space="preserve"> the product in the AI tools market: connecting structured group reasoning to workflow execution.</w:t>
       </w:r>
     </w:p>
     <w:p>
@@ -530,7 +511,16 @@
         <w:jc w:val="both"/>
       </w:pPr>
       <w:r>
-        <w:t>Owned product end-to-end: problem definition, user research, scope, architecture, roadmap, positioning.</w:t>
+        <w:rPr>
+          <w:b/>
+        </w:rPr>
+        <w:t>Owned</w:t>
+      </w:r>
+      <w:r>
+        <w:rPr>
+          <w:b w:val="0"/>
+        </w:rPr>
+        <w:t xml:space="preserve"> product end-to-end: problem definition, user research, scope, architecture, roadmap, positioning.</w:t>
       </w:r>
     </w:p>
     <w:p>
@@ -543,16 +533,31 @@
         <w:spacing w:after="40" w:line="260" w:lineRule="auto"/>
         <w:jc w:val="both"/>
       </w:pPr>
-      <w:r>
-        <w:t xml:space="preserve">Shipped production platform on Next.js, </w:t>
-      </w:r>
       <w:proofErr w:type="spellStart"/>
-      <w:r>
-        <w:t>Supabase</w:t>
-      </w:r>
       <w:proofErr w:type="spellEnd"/>
       <w:r>
-        <w:t>, Google Gemini with OAuth, and credential encryption.</w:t>
+        <w:rPr>
+          <w:b/>
+        </w:rPr>
+        <w:t>Shipped</w:t>
+      </w:r>
+      <w:r>
+        <w:rPr>
+          <w:b w:val="0"/>
+        </w:rPr>
+        <w:t xml:space="preserve"> production platform on Next.js, Supabase, </w:t>
+      </w:r>
+      <w:r>
+        <w:rPr>
+          <w:b/>
+        </w:rPr>
+        <w:t>Google Gemini</w:t>
+      </w:r>
+      <w:r>
+        <w:rPr>
+          <w:b w:val="0"/>
+        </w:rPr>
+        <w:t xml:space="preserve"> with OAuth, and credential encryption.</w:t>
       </w:r>
     </w:p>
     <w:p>
@@ -566,7 +571,16 @@
         <w:jc w:val="both"/>
       </w:pPr>
       <w:r>
-        <w:t>Currently in user testing and building stage under Collective Incubator – Aachen, Germany</w:t>
+        <w:rPr>
+          <w:b/>
+        </w:rPr>
+        <w:t>Running</w:t>
+      </w:r>
+      <w:r>
+        <w:rPr>
+          <w:b w:val="0"/>
+        </w:rPr>
+        <w:t xml:space="preserve"> user-testing rounds with early users; currently part of Collective Incubator, Aachen, Germany.</w:t>
       </w:r>
     </w:p>
     <w:p>
@@ -664,10 +678,28 @@
         <w:jc w:val="both"/>
       </w:pPr>
       <w:r>
-        <w:t>Partnered with PM and customer-success teams to scope and deliver CMDB integration features for global enterprise customers</w:t>
-      </w:r>
-      <w:r>
-        <w:t xml:space="preserve"> across NAM, EU and APAC regions.</w:t>
+        <w:rPr>
+          <w:b/>
+        </w:rPr>
+        <w:t>Partnered</w:t>
+      </w:r>
+      <w:r>
+        <w:rPr>
+          <w:b w:val="0"/>
+        </w:rPr>
+        <w:t xml:space="preserve"> with PM and customer-success teams to scope and deliver </w:t>
+      </w:r>
+      <w:r>
+        <w:rPr>
+          <w:b/>
+        </w:rPr>
+        <w:t>CMDB</w:t>
+      </w:r>
+      <w:r>
+        <w:rPr>
+          <w:b w:val="0"/>
+        </w:rPr>
+        <w:t xml:space="preserve"> integration features for global enterprise customers, working in an international team spanning the US, Europe and Australia.</w:t>
       </w:r>
     </w:p>
     <w:p>
@@ -681,7 +713,34 @@
         <w:jc w:val="both"/>
       </w:pPr>
       <w:r>
-        <w:t>Drove ETL platform migration from ServiceNow to AWS, improving customer-end performance by ~60%.</w:t>
+        <w:rPr>
+          <w:b w:val="0"/>
+        </w:rPr>
+        <w:t xml:space="preserve">Core developer on the ETL platform migration from </w:t>
+      </w:r>
+      <w:r>
+        <w:rPr>
+          <w:b/>
+        </w:rPr>
+        <w:t>ServiceNow to AWS</w:t>
+      </w:r>
+      <w:r>
+        <w:rPr>
+          <w:b w:val="0"/>
+        </w:rPr>
+        <w:t xml:space="preserve">, improving customer-end performance by </w:t>
+      </w:r>
+      <w:r>
+        <w:rPr>
+          <w:b/>
+        </w:rPr>
+        <w:t>~60%</w:t>
+      </w:r>
+      <w:r>
+        <w:rPr>
+          <w:b w:val="0"/>
+        </w:rPr>
+        <w:t>.</w:t>
       </w:r>
     </w:p>
     <w:p>
@@ -695,7 +754,16 @@
         <w:jc w:val="both"/>
       </w:pPr>
       <w:r>
-        <w:t>Translated ambiguous customer requirements into SMART REST API contracts reviewed with internal and customer-side stakeholders.</w:t>
+        <w:rPr>
+          <w:b/>
+        </w:rPr>
+        <w:t>Translated</w:t>
+      </w:r>
+      <w:r>
+        <w:rPr>
+          <w:b w:val="0"/>
+        </w:rPr>
+        <w:t xml:space="preserve"> ambiguous customer requirements into SMART REST API contracts reviewed with internal and customer-side stakeholders.</w:t>
       </w:r>
     </w:p>
     <w:p>
@@ -773,7 +841,28 @@
         <w:spacing w:after="40" w:line="260" w:lineRule="auto"/>
       </w:pPr>
       <w:r>
-        <w:t>Shipped API integration features on Flexera SaaS Manager serving enterprise software inventory use cases.</w:t>
+        <w:rPr>
+          <w:b/>
+        </w:rPr>
+        <w:t>Supported</w:t>
+      </w:r>
+      <w:r>
+        <w:rPr>
+          <w:b w:val="0"/>
+        </w:rPr>
+        <w:t xml:space="preserve"> development and maintenance of </w:t>
+      </w:r>
+      <w:r>
+        <w:rPr>
+          <w:b/>
+        </w:rPr>
+        <w:t>Flexera SaaS Manager</w:t>
+      </w:r>
+      <w:r>
+        <w:rPr>
+          <w:b w:val="0"/>
+        </w:rPr>
+        <w:t>; conducted API research and integration for enterprise software inventory use cases.</w:t>
       </w:r>
     </w:p>
     <w:p>
@@ -786,7 +875,28 @@
         <w:spacing w:after="40" w:line="260" w:lineRule="auto"/>
       </w:pPr>
       <w:r>
-        <w:t>Awarded Professionalism Badge for cross-functional collaboration.</w:t>
+        <w:rPr>
+          <w:b/>
+        </w:rPr>
+        <w:t>Awarded</w:t>
+      </w:r>
+      <w:r>
+        <w:rPr>
+          <w:b w:val="0"/>
+        </w:rPr>
+        <w:t xml:space="preserve"> </w:t>
+      </w:r>
+      <w:r>
+        <w:rPr>
+          <w:b/>
+        </w:rPr>
+        <w:t>Professionalism Badge</w:t>
+      </w:r>
+      <w:r>
+        <w:rPr>
+          <w:b w:val="0"/>
+        </w:rPr>
+        <w:t xml:space="preserve"> for cross-functional collaboration.</w:t>
       </w:r>
     </w:p>
     <w:p>
@@ -1034,15 +1144,7 @@
           <w:color w:val="1F3864"/>
           <w:sz w:val="21"/>
         </w:rPr>
-        <w:t>Ashwa Racing - Formula Student Hybrid Club (2018 – 2022)</w:t>
-      </w:r>
-      <w:r>
-        <w:rPr>
-          <w:b/>
-          <w:color w:val="1F3864"/>
-          <w:sz w:val="21"/>
-        </w:rPr>
-        <w:t xml:space="preserve"> || Hardware Electronics Engineer</w:t>
+        <w:t>Ashwa Racing | Formula Student Hybrid Club (2018 – 2022) | Electrical &amp; Testing Subsystem Lead</w:t>
       </w:r>
     </w:p>
     <w:p>
@@ -1061,10 +1163,27 @@
       </w:pPr>
       <w:r>
         <w:rPr>
+          <w:b w:val="0"/>
           <w:bCs/>
           <w:color w:val="000000" w:themeColor="text1"/>
         </w:rPr>
-        <w:t>Engineered embedded firmware for Vehicle Control Unit (VCU) and Data Acquisition System (DAQ); built a real-time sensor-to-telemetry pipeline deployed on Formula Student hybrid vehicles.</w:t>
+        <w:t xml:space="preserve">Engineered embedded firmware for </w:t>
+      </w:r>
+      <w:r>
+        <w:rPr>
+          <w:b/>
+          <w:bCs/>
+          <w:color w:val="000000" w:themeColor="text1"/>
+        </w:rPr>
+        <w:t>Vehicle Control Unit (VCU)</w:t>
+      </w:r>
+      <w:r>
+        <w:rPr>
+          <w:b w:val="0"/>
+          <w:bCs/>
+          <w:color w:val="000000" w:themeColor="text1"/>
+        </w:rPr>
+        <w:t xml:space="preserve"> and Data Acquisition System (DAQ); built a real-time sensor-to-telemetry pipeline deployed on Formula Student hybrid vehicles.</w:t>
       </w:r>
     </w:p>
     <w:p>
@@ -1105,10 +1224,19 @@
       </w:pPr>
       <w:r>
         <w:rPr>
+          <w:b/>
           <w:bCs/>
           <w:color w:val="000000" w:themeColor="text1"/>
         </w:rPr>
-        <w:t>Led Electrical &amp; Testing Subsystem - owned technical roadmap, managed cross-functional team, and recruited/mentored junior engineers.</w:t>
+        <w:t>Led</w:t>
+      </w:r>
+      <w:r>
+        <w:rPr>
+          <w:b w:val="0"/>
+          <w:bCs/>
+          <w:color w:val="000000" w:themeColor="text1"/>
+        </w:rPr>
+        <w:t xml:space="preserve"> Electrical &amp; Testing Subsystem - owned technical roadmap, managed cross-functional team, and recruited/mentored junior engineers.</w:t>
       </w:r>
     </w:p>
     <w:p>
@@ -1127,10 +1255,19 @@
       </w:pPr>
       <w:r>
         <w:rPr>
+          <w:b/>
           <w:bCs/>
           <w:color w:val="000000" w:themeColor="text1"/>
         </w:rPr>
-        <w:t>1st Place, Formula Hybrid 2021 (USA) -IEEE &amp; Formula Student.</w:t>
+        <w:t>1st Place</w:t>
+      </w:r>
+      <w:r>
+        <w:rPr>
+          <w:b w:val="0"/>
+          <w:bCs/>
+          <w:color w:val="000000" w:themeColor="text1"/>
+        </w:rPr>
+        <w:t>, Formula Hybrid 2021 (USA) -IEEE &amp; Formula Student.</w:t>
       </w:r>
     </w:p>
     <w:p>
@@ -1145,27 +1282,7 @@
           <w:sz w:val="21"/>
           <w:szCs w:val="21"/>
         </w:rPr>
-        <w:t>TÜV SÜD</w:t>
-      </w:r>
-      <w:r>
-        <w:rPr>
-          <w:b/>
-          <w:bCs/>
-          <w:color w:val="1F3864"/>
-          <w:sz w:val="21"/>
-          <w:szCs w:val="21"/>
-        </w:rPr>
-        <w:t>:</w:t>
-      </w:r>
-      <w:r>
-        <w:rPr>
-          <w:b/>
-          <w:bCs/>
-          <w:color w:val="1F3864"/>
-          <w:sz w:val="21"/>
-          <w:szCs w:val="21"/>
-        </w:rPr>
-        <w:t xml:space="preserve"> Capability-to-Account Mapping Assistant (RWTH Service Innovation Lab)</w:t>
+        <w:t>Consultant – Applied AI (Artificial Intelligence) for Key Account Management  ||  TÜV SÜD (via RWTH Service Innovation Lab)</w:t>
       </w:r>
     </w:p>
     <w:p>
@@ -1184,8 +1301,44 @@
       <w:r>
         <w:rPr>
           <w:rFonts w:eastAsia="Times New Roman"/>
-        </w:rPr>
-        <w:t xml:space="preserve">Led 5-person team advising TÜV SÜD's KAM organization (~150 KAMs, ~20% of customer base); scoped 5 AI use cases across the account lifecycle and recommended a RAG-based Capability-to-Account Mapping Assistant on Dynamics 365 + SharePoint + Azure OpenAI, projected to cut account-planning cycle from 2–5 days to &lt;1 day. </w:t>
+          <w:b/>
+        </w:rPr>
+        <w:t>Led a 5-person team</w:t>
+      </w:r>
+      <w:r>
+        <w:rPr>
+          <w:rFonts w:eastAsia="Times New Roman"/>
+          <w:b w:val="0"/>
+        </w:rPr>
+        <w:t xml:space="preserve"> advising TÜV SÜD's Key Account Management organization (</w:t>
+      </w:r>
+      <w:r>
+        <w:rPr>
+          <w:rFonts w:eastAsia="Times New Roman"/>
+          <w:b/>
+        </w:rPr>
+        <w:t>~150 KAMs</w:t>
+      </w:r>
+      <w:r>
+        <w:rPr>
+          <w:rFonts w:eastAsia="Times New Roman"/>
+          <w:b w:val="0"/>
+        </w:rPr>
+        <w:t xml:space="preserve">, ~20% of the customer base); scoped </w:t>
+      </w:r>
+      <w:r>
+        <w:rPr>
+          <w:rFonts w:eastAsia="Times New Roman"/>
+          <w:b/>
+        </w:rPr>
+        <w:t>5 AI use cases</w:t>
+      </w:r>
+      <w:r>
+        <w:rPr>
+          <w:rFonts w:eastAsia="Times New Roman"/>
+          <w:b w:val="0"/>
+        </w:rPr>
+        <w:t xml:space="preserve"> across the account lifecycle.</w:t>
       </w:r>
     </w:p>
     <w:p>
@@ -1204,8 +1357,44 @@
       <w:r>
         <w:rPr>
           <w:rFonts w:eastAsia="Times New Roman"/>
-        </w:rPr>
-        <w:t>Designed 4-pillar enterprise architecture (Data · Tech · Org · Governance) in draw.io and pitched the 9-month pilot roadmap to TÜV SÜD KAM leadership in Munich.</w:t>
+          <w:b/>
+        </w:rPr>
+        <w:t>Designed</w:t>
+      </w:r>
+      <w:r>
+        <w:rPr>
+          <w:rFonts w:eastAsia="Times New Roman"/>
+          <w:b w:val="0"/>
+        </w:rPr>
+        <w:t xml:space="preserve"> a 4-pillar target architecture (Data · Tech · Org · Governance) for a RAG-based Capability-to-Account Mapping Assistant on </w:t>
+      </w:r>
+      <w:r>
+        <w:rPr>
+          <w:rFonts w:eastAsia="Times New Roman"/>
+          <w:b/>
+        </w:rPr>
+        <w:t>Dynamics 365</w:t>
+      </w:r>
+      <w:r>
+        <w:rPr>
+          <w:rFonts w:eastAsia="Times New Roman"/>
+          <w:b w:val="0"/>
+        </w:rPr>
+        <w:t xml:space="preserve">, SharePoint and Azure OpenAI; pitched a 9-month pilot roadmap to KAM leadership, projected to cut account planning from </w:t>
+      </w:r>
+      <w:r>
+        <w:rPr>
+          <w:rFonts w:eastAsia="Times New Roman"/>
+          <w:b/>
+        </w:rPr>
+        <w:t>2–5 days to under 1 day</w:t>
+      </w:r>
+      <w:r>
+        <w:rPr>
+          <w:rFonts w:eastAsia="Times New Roman"/>
+          <w:b w:val="0"/>
+        </w:rPr>
+        <w:t>.</w:t>
       </w:r>
     </w:p>
     <w:p>
@@ -1267,26 +1456,6 @@
         <w:t>e.V.</w:t>
       </w:r>
       <w:proofErr w:type="spellEnd"/>
-    </w:p>
-    <w:p>
-      <w:pPr>
-        <w:pStyle w:val="ListParagraph"/>
-        <w:numPr>
-          <w:ilvl w:val="0"/>
-          <w:numId w:val="2"/>
-        </w:numPr>
-        <w:spacing w:after="40" w:line="260" w:lineRule="auto"/>
-        <w:jc w:val="both"/>
-      </w:pPr>
-      <w:r>
-        <w:t>1st Place</w:t>
-      </w:r>
-      <w:r>
-        <w:t>,</w:t>
-      </w:r>
-      <w:r>
-        <w:t xml:space="preserve"> Formula Hybrid 2021 (USA), Ashwa Racing.</w:t>
-      </w:r>
     </w:p>
     <w:sectPr>
       <w:headerReference w:type="even" r:id="rId10"/>
